--- a/tests/fixtures/markdown/templates/body-spacing-in-normal.docx
+++ b/tests/fixtures/markdown/templates/body-spacing-in-normal.docx
@@ -27,7 +27,7 @@
         <w:pStyle w:val="BodyText"/>
       </w:pPr>
       <w:r>
-        <w:t>Body Text sample.</w:t>
+        <w:t>Body Text sample paragraph, long enough to count as the prose of this template.</w:t>
       </w:r>
     </w:p>
     <w:p>
